--- a/klagomål/A 22946-2026 FSC-klagomål.docx
+++ b/klagomål/A 22946-2026 FSC-klagomål.docx
@@ -672,7 +672,7 @@
     <w:r>
       <w:tab/>
       <w:tab/>
-      <w:t>2026-09-14</w:t>
+      <w:t>2026-09-15</w:t>
       <w:br/>
       <w:br/>
     </w:r>

--- a/klagomål/A 22946-2026 FSC-klagomål.docx
+++ b/klagomål/A 22946-2026 FSC-klagomål.docx
@@ -672,7 +672,7 @@
     <w:r>
       <w:tab/>
       <w:tab/>
-      <w:t>2026-09-15</w:t>
+      <w:t>2026-09-16</w:t>
       <w:br/>
       <w:br/>
     </w:r>

--- a/klagomål/A 22946-2026 FSC-klagomål.docx
+++ b/klagomål/A 22946-2026 FSC-klagomål.docx
@@ -672,7 +672,7 @@
     <w:r>
       <w:tab/>
       <w:tab/>
-      <w:t>2026-09-16</w:t>
+      <w:t>2026-09-17</w:t>
       <w:br/>
       <w:br/>
     </w:r>

--- a/klagomål/A 22946-2026 FSC-klagomål.docx
+++ b/klagomål/A 22946-2026 FSC-klagomål.docx
@@ -672,7 +672,7 @@
     <w:r>
       <w:tab/>
       <w:tab/>
-      <w:t>2026-09-17</w:t>
+      <w:t>2026-09-18</w:t>
       <w:br/>
       <w:br/>
     </w:r>

--- a/klagomål/A 22946-2026 FSC-klagomål.docx
+++ b/klagomål/A 22946-2026 FSC-klagomål.docx
@@ -178,7 +178,7 @@
       <w:r>
         <w:drawing>
           <wp:inline xmlns:a="http://schemas.openxmlformats.org/drawingml/2006/main" xmlns:pic="http://schemas.openxmlformats.org/drawingml/2006/picture">
-            <wp:extent cx="4978503" cy="5724000"/>
+            <wp:extent cx="5078821" cy="5724000"/>
             <wp:docPr id="1" name="Picture 1"/>
             <wp:cNvGraphicFramePr>
               <a:graphicFrameLocks noChangeAspect="1"/>
@@ -199,7 +199,7 @@
                   <pic:spPr>
                     <a:xfrm>
                       <a:off x="0" y="0"/>
-                      <a:ext cx="4978503" cy="5724000"/>
+                      <a:ext cx="5078821" cy="5724000"/>
                     </a:xfrm>
                     <a:prstGeom prst="rect"/>
                   </pic:spPr>
@@ -216,12 +216,12 @@
         <w:spacing w:after="240"/>
       </w:pPr>
       <w:r>
-        <w:t>Figur 1. Fyndplatser för naturvårdsarter inom 15 meter från avverkningsanmälan. Markörer utan svart kant är placerade på fyndplatsen. Markörer med svart kant är placerade vid sidan av fyndplatsen och har ett svart streck som visar fyndplatsens exakta position. Kartans mittpunktskoordinat är N 6556467, E 325580 i SWEREF 99 TM.</w:t>
+        <w:t>Figur 1. Fyndplatser för naturvårdsarter i och inom 15 meter från avverkningsanmälan. Markörer utan svart kant är placerade på fyndplatsen. Markörer med svart kant är placerade vid sidan av fyndplatsen och har ett svart streck som visar fyndplatsens exakta position. Kartans mittpunktskoordinat är N 6556467, E 325580 i SWEREF 99 TM.</w:t>
       </w:r>
     </w:p>
     <w:p>
       <w:r>
-        <w:t>Inom 15 meter från avverkningsanmälan finns fynd av 1 naturvårdsarter, varav 1 är rödlistad och 1 är typisk (T): vedtrappmossa (NT, T). Se Figur 1.</w:t>
+        <w:t>I och inom 15 meter från avverkningsanmälan finns fynd av 12 naturvårdsarter, varav 6 är rödlistade, 9 är typiska (T) och 6 är signalarter (S): garnlav (VU, T), dropptaggsvamp (NT, T), kattfotslav (NT, T), svartvit taggsvamp (NT), ullticka (NT, T), vedtrappmossa (NT, T), bronshjon (S, T), grov fjädermossa (S, T), kornknutmossa (S, T), thomsons trägnagare (S), vedticka (S, T) och vågbandad barkbock (S). Se Figur 1.</w:t>
       </w:r>
     </w:p>
     <w:p>
@@ -252,6 +252,151 @@
         <w:rPr>
           <w:b/>
         </w:rPr>
+        <w:t>Garnlav (VU)</w:t>
+      </w:r>
+      <w:r>
+        <w:t xml:space="preserve"> är en utpräglad barrskogsart som ibland kan drapera träden i norrländska grannaturskogar med hög luftfuktighet. Den förekommer även i talldominerade bestånd där den, förutom i trädens grenverk, påträffas hängande över ojämnheter i tallbarken. Arten har minskat starkt i södra och mellersta Sverige och den minskar även i sitt nordliga utbredningsområde. Minskningstakten uppgår till 30 (20–50) % inom 50 år och överstiger gränsvärdet för Sårbar (VU). Orsaken till tillbakagången beror främst på slutavverkningar av naturskogsartade skogar. Bestånd med riklig förekomst bör regelmässigt sparas, vilket även gynnar flera andra sällsynta och rödlistade arter. Garnlav är värdväxt för den mycket sällsynta och akut hotade fjärilen barrskogslavfly (CR) som hör hemma i boreala barrskogar med riklig förekomst av värdväxten. Tidigare kunde arten konstateras årligen på flera platser vid Dala-Floda i Dalarna innan lokalerna kalavverkades. Senaste fyndet i landet av barrskogslavfly är från år 2000 då den påträffades vid Högberget i Sollefteå kommun. Garnlav är typisk art för </w:t>
+      </w:r>
+      <w:r>
+        <w:rPr>
+          <w:i/>
+        </w:rPr>
+        <w:t xml:space="preserve">9010 Taiga </w:t>
+      </w:r>
+      <w:r>
+        <w:t>och</w:t>
+      </w:r>
+      <w:r>
+        <w:rPr>
+          <w:i/>
+        </w:rPr>
+        <w:t xml:space="preserve"> 9070 Trädklädd betesmark</w:t>
+      </w:r>
+      <w:r>
+        <w:t xml:space="preserve"> (SLU Artdatabanken, 2026).</w:t>
+      </w:r>
+    </w:p>
+    <w:p>
+      <w:r>
+        <w:rPr>
+          <w:b/>
+        </w:rPr>
+        <w:t>Dropptaggsvamp (NT)</w:t>
+      </w:r>
+      <w:r>
+        <w:t xml:space="preserve"> bildar mykorrhiza med tall, främst i barrskog med trädkontinuitet, i magra, torra och ljusöppna lavtallskogar och i barrblandskogar med friskmossor och lingon i fältskiktet. Den totala populationen i landet har minskat och bedöms fortsätta minska till följd av slutavverkningar av tallskog. Det är högst oklart om arten långsiktigt kan etablera och reproducera sig i skogsbestånd som brukas med trakthyggesmetoder, markberedning, gödsling eller föryngring med förädlat plantmaterial. Uppfyller kriterierna för att bli rödlistad på grund av ny kunskap som visar att en större andel av populationen än tidigare bedömt är knuten till kontinuitetsbarrskog. Minskningstakten för den svenska populationen bedöms vara nära gränsvärdet för Sårbar (VU). Dropptaggsvamp är typisk art för </w:t>
+      </w:r>
+      <w:r>
+        <w:rPr>
+          <w:i/>
+        </w:rPr>
+        <w:t xml:space="preserve">9010 Taiga </w:t>
+      </w:r>
+      <w:r>
+        <w:t>(SLU Artdatabanken, 2026).</w:t>
+      </w:r>
+    </w:p>
+    <w:p>
+      <w:r>
+        <w:rPr>
+          <w:b/>
+        </w:rPr>
+        <w:t xml:space="preserve">Kattfotslav (NT) </w:t>
+      </w:r>
+      <w:r>
+        <w:t xml:space="preserve">är en mycket god signalart i hela sitt svenska utbredningsområde och skogsbestånd med kattfotslav är alltid värdefulla ur naturvårdssynpunkt. Arten indikerar dels ett mikroklimat med konstant hög luftfuktighet, dels kontinuitet av äldre träd och god trädslutenhet. Trots att den är vanligare i sydvästra Sverige växer den enbart i skogsbestånd med höga naturvärden. Den är känslig för skogliga ingrepp som kan förändra lokal- och mikroklimat. Kattfotslav är typisk art för </w:t>
+      </w:r>
+      <w:r>
+        <w:rPr>
+          <w:i/>
+        </w:rPr>
+        <w:t xml:space="preserve">9010 Taiga, 9160 Näringsrik ekskog </w:t>
+      </w:r>
+      <w:r>
+        <w:t>och</w:t>
+      </w:r>
+      <w:r>
+        <w:rPr>
+          <w:i/>
+        </w:rPr>
+        <w:t xml:space="preserve"> 9190 Näringsfattig ekskog</w:t>
+      </w:r>
+      <w:r>
+        <w:t xml:space="preserve"> (Nitare &amp; Skogsstyrelsen, 2019; SLU Artdatabanken, 2026).</w:t>
+      </w:r>
+    </w:p>
+    <w:p>
+      <w:r>
+        <w:rPr>
+          <w:b/>
+        </w:rPr>
+        <w:t xml:space="preserve">Svartvit taggsvamp (NT) </w:t>
+      </w:r>
+      <w:r>
+        <w:t>bildar mykorrhiza med tall, troligen även med gran. Den växer huvudsakligen i äldre, naturligt uppkommen skog på torr eller frisk mark och förekommer såväl på tallhedar som i mossig barrblandskog. Flera olika former har påträffats vid DNA-undersökningar av europeiskt material och det är oklart hur många former som finns i värd land. Kalavverkning av äldre skog är ett reellt hot, liksom maskinell markberedning och minskad andel självföryngring. Lokaler som fortfarande håller svampen behöver säkerställas (SLU Artdatabanken, 2024; Nitare &amp; Skogsstyrelsen, 2019).</w:t>
+      </w:r>
+    </w:p>
+    <w:p>
+      <w:r>
+        <w:rPr>
+          <w:b/>
+        </w:rPr>
+        <w:t>Ullticka (NT)</w:t>
+      </w:r>
+      <w:r>
+        <w:t xml:space="preserve"> är knuten till restbestånd av barrnaturskog och förekommer med ett tydligt optimum i orörda eller måttligt påverkade gamla granskogar där det föreligger viss kontinuitet av grov död ved. Ullticka är en bra signalart inom hela sitt utbredningsområde och i södra Sverige är den sällsynt och en god signalart för skyddsvärda granskogsmiljöer. Den hotas av avverkning och fragmentering av naturskog och äldre granskog med lång trädkontinuitet. På ullticka kan ibland ulltickeporing (VU) påträffas - det är en sällsynt ticka som nyligen delats upp i de tre olika arterna ulltickeporing </w:t>
+      </w:r>
+      <w:r>
+        <w:rPr>
+          <w:i/>
+        </w:rPr>
+        <w:t xml:space="preserve">Skeletocutis brevispora </w:t>
+      </w:r>
+      <w:r>
+        <w:t>(VU)</w:t>
+      </w:r>
+      <w:r>
+        <w:rPr>
+          <w:i/>
+        </w:rPr>
+        <w:t>, Skeletocutis delicata</w:t>
+      </w:r>
+      <w:r>
+        <w:t xml:space="preserve"> (VU)</w:t>
+      </w:r>
+      <w:r>
+        <w:rPr>
+          <w:i/>
+        </w:rPr>
+        <w:t xml:space="preserve"> och Skeletocutis exilis</w:t>
+      </w:r>
+      <w:r>
+        <w:t xml:space="preserve"> (NT). Ullticka är typisk art för </w:t>
+      </w:r>
+      <w:r>
+        <w:rPr>
+          <w:i/>
+        </w:rPr>
+        <w:t xml:space="preserve">9010 Taiga, 9050 Näringsrik granskog </w:t>
+      </w:r>
+      <w:r>
+        <w:t xml:space="preserve">och </w:t>
+      </w:r>
+      <w:r>
+        <w:rPr>
+          <w:i/>
+        </w:rPr>
+        <w:t>9030 Landhöjningsskog</w:t>
+      </w:r>
+      <w:r>
+        <w:t xml:space="preserve"> (SLU Artdatabanken, 2026; Nitare &amp; Skogsstyrelsen, 2019; Miettinen &amp; Niemelä, 2018).</w:t>
+      </w:r>
+    </w:p>
+    <w:p>
+      <w:r>
+        <w:rPr>
+          <w:b/>
+        </w:rPr>
         <w:t xml:space="preserve">Vedtrappmossa (NT) </w:t>
       </w:r>
       <w:r>
@@ -265,6 +410,115 @@
       </w:r>
       <w:r>
         <w:t xml:space="preserve"> (SLU Artdatabanken, 2024).</w:t>
+      </w:r>
+    </w:p>
+    <w:p>
+      <w:r>
+        <w:rPr>
+          <w:b/>
+        </w:rPr>
+        <w:t>Bronshjon</w:t>
+      </w:r>
+      <w:r>
+        <w:t xml:space="preserve"> är en skalbagge vars larvutveckling sker under grov bark på stammar av döda eller döende barrträd, främst gran, i mindre omfattning tall. Arten är knuten till äldre, naturskogslik granskog med inslag av torkande träd. Bronshjon är typisk art för </w:t>
+      </w:r>
+      <w:r>
+        <w:rPr>
+          <w:i/>
+        </w:rPr>
+        <w:t>9010 Taiga</w:t>
+      </w:r>
+      <w:r>
+        <w:t xml:space="preserve"> (SLU Artdatabanken, 2025).</w:t>
+      </w:r>
+    </w:p>
+    <w:p>
+      <w:r>
+        <w:rPr>
+          <w:b/>
+        </w:rPr>
+        <w:t xml:space="preserve">Grov fjädermossa </w:t>
+      </w:r>
+      <w:r>
+        <w:t xml:space="preserve">påträffas i gammal ädellövskog och på kalkrika bergväggar i äldre barrskog. Arten är placerad högst upp i Skogsstyrelsens värdepyramid för bedömning av skog med höga naturvärden och visar på lokaler som haft lång trädkontinuitet och stabilt mikroklimat. Grov fjädermossa är typisk art för </w:t>
+      </w:r>
+      <w:r>
+        <w:rPr>
+          <w:i/>
+        </w:rPr>
+        <w:t>9020 Nordlig ädellövskog, 9110 Näringsfattig bokskog, 9130 Näringsrik bokskog, 9160 Näringsrik ekskog, 9180 Ädellövskog i branter</w:t>
+      </w:r>
+      <w:r>
+        <w:t xml:space="preserve"> och </w:t>
+      </w:r>
+      <w:r>
+        <w:rPr>
+          <w:i/>
+        </w:rPr>
+        <w:t>9190 Näringsfattig ekskog</w:t>
+      </w:r>
+      <w:r>
+        <w:t xml:space="preserve"> (Nitare &amp; Skogsstyrelsen, 2019; SLU Artdatabanken, 2025).</w:t>
+      </w:r>
+    </w:p>
+    <w:p>
+      <w:r>
+        <w:rPr>
+          <w:b/>
+        </w:rPr>
+        <w:t>Kornknutmossa</w:t>
+      </w:r>
+      <w:r>
+        <w:t xml:space="preserve"> växer främst på grova lågor i sumpskog och myrkanter och indikerar miljöer med rik och jämn tillgång på fuktigt liggande ved. En typisk växtplats i södra Sverige är naturskogsartad gransumpskog. Samtliga skogsskötselåtgärder på eller i omedelbar närhet av lokalerna utgör ett hot. Fragmenteringen av skogslandskapet liksom minskad mängd död ved är ett långsiktigt hot mot denna art. Kornknutmossa är typisk art för </w:t>
+      </w:r>
+      <w:r>
+        <w:rPr>
+          <w:i/>
+        </w:rPr>
+        <w:t xml:space="preserve">9010 Taiga </w:t>
+      </w:r>
+      <w:r>
+        <w:t>och</w:t>
+      </w:r>
+      <w:r>
+        <w:rPr>
+          <w:i/>
+        </w:rPr>
+        <w:t xml:space="preserve"> 9740 Skogsbevuxen myr</w:t>
+      </w:r>
+      <w:r>
+        <w:t xml:space="preserve"> (SLU Artdatabanken, 2024; Nitare &amp; Skogsstyrelsen, 2019).</w:t>
+      </w:r>
+    </w:p>
+    <w:p>
+      <w:r>
+        <w:rPr>
+          <w:b/>
+        </w:rPr>
+        <w:t xml:space="preserve">Vedticka </w:t>
+      </w:r>
+      <w:r>
+        <w:t xml:space="preserve">är en bra signalart söder om den naturliga norrlandsgränsen. Den är huvudsakligen knuten till äldre barrskogar där det föreligger långvarig kontinuitet av död barrved. Vedticka är typisk art för </w:t>
+      </w:r>
+      <w:r>
+        <w:rPr>
+          <w:i/>
+        </w:rPr>
+        <w:t xml:space="preserve">9010 Taiga </w:t>
+      </w:r>
+      <w:r>
+        <w:t>(Nitare &amp; Skogsstyrelsen, 2019; SLU Artdatabanken, 2025).</w:t>
+      </w:r>
+    </w:p>
+    <w:p>
+      <w:r>
+        <w:rPr>
+          <w:b/>
+        </w:rPr>
+        <w:t xml:space="preserve">Vågbandad barkbock </w:t>
+      </w:r>
+      <w:r>
+        <w:t>är en långhorning vars larvutveckling sker under bark på nyligen döda stående barrträd, främst gran, mer undantagsvis på tall. Främst i stående träd, särskilt gamla, långsamvuxna granar med grov bark, även i grövre grenar, stubbar eller vindfällen. Arten är starkt knuten till naturskogsliknande granskogar, och gynnas av extrema torrsomrar som försvagar träden. Arten påverkas negativt av brist på kontinuitetsskog och en minskning av populationen pågår eller förväntas ske (SLU Artdatabanken, 2025).</w:t>
       </w:r>
     </w:p>
     <w:p>
@@ -357,7 +611,7 @@
         <w:rPr>
           <w:i/>
         </w:rPr>
-        <w:t>I det avverkningsanmälda skogsområdet har 1 naturvårdsarter varav 1 rödlistade arter sina livsmiljöer och växtplatser.</w:t>
+        <w:t>I det avverkningsanmälda skogsområdet har 12 naturvårdsarter varav 6 rödlistade arter sina livsmiljöer och växtplatser.</w:t>
       </w:r>
     </w:p>
     <w:p>
@@ -672,7 +926,7 @@
     <w:r>
       <w:tab/>
       <w:tab/>
-      <w:t>2026-09-18</w:t>
+      <w:t>2026-09-19</w:t>
       <w:br/>
       <w:br/>
     </w:r>

--- a/klagomål/A 22946-2026 FSC-klagomål.docx
+++ b/klagomål/A 22946-2026 FSC-klagomål.docx
@@ -926,7 +926,7 @@
     <w:r>
       <w:tab/>
       <w:tab/>
-      <w:t>2026-09-19</w:t>
+      <w:t>2026-09-21</w:t>
       <w:br/>
       <w:br/>
     </w:r>

--- a/klagomål/A 22946-2026 FSC-klagomål.docx
+++ b/klagomål/A 22946-2026 FSC-klagomål.docx
@@ -926,7 +926,7 @@
     <w:r>
       <w:tab/>
       <w:tab/>
-      <w:t>2026-09-21</w:t>
+      <w:t>2026-09-23</w:t>
       <w:br/>
       <w:br/>
     </w:r>

--- a/klagomål/A 22946-2026 FSC-klagomål.docx
+++ b/klagomål/A 22946-2026 FSC-klagomål.docx
@@ -926,7 +926,7 @@
     <w:r>
       <w:tab/>
       <w:tab/>
-      <w:t>2026-09-23</w:t>
+      <w:t>2026-09-24</w:t>
       <w:br/>
       <w:br/>
     </w:r>

--- a/klagomål/A 22946-2026 FSC-klagomål.docx
+++ b/klagomål/A 22946-2026 FSC-klagomål.docx
@@ -926,7 +926,7 @@
     <w:r>
       <w:tab/>
       <w:tab/>
-      <w:t>2026-09-24</w:t>
+      <w:t>2026-09-25</w:t>
       <w:br/>
       <w:br/>
     </w:r>

--- a/klagomål/A 22946-2026 FSC-klagomål.docx
+++ b/klagomål/A 22946-2026 FSC-klagomål.docx
@@ -926,7 +926,7 @@
     <w:r>
       <w:tab/>
       <w:tab/>
-      <w:t>2026-09-25</w:t>
+      <w:t>2026-09-26</w:t>
       <w:br/>
       <w:br/>
     </w:r>

--- a/klagomål/A 22946-2026 FSC-klagomål.docx
+++ b/klagomål/A 22946-2026 FSC-klagomål.docx
@@ -926,7 +926,7 @@
     <w:r>
       <w:tab/>
       <w:tab/>
-      <w:t>2026-09-26</w:t>
+      <w:t>2026-09-27</w:t>
       <w:br/>
       <w:br/>
     </w:r>

--- a/klagomål/A 22946-2026 FSC-klagomål.docx
+++ b/klagomål/A 22946-2026 FSC-klagomål.docx
@@ -926,7 +926,7 @@
     <w:r>
       <w:tab/>
       <w:tab/>
-      <w:t>2026-09-27</w:t>
+      <w:t>2026-09-28</w:t>
       <w:br/>
       <w:br/>
     </w:r>

--- a/klagomål/A 22946-2026 FSC-klagomål.docx
+++ b/klagomål/A 22946-2026 FSC-klagomål.docx
@@ -926,7 +926,7 @@
     <w:r>
       <w:tab/>
       <w:tab/>
-      <w:t>2026-09-28</w:t>
+      <w:t>2026-09-29</w:t>
       <w:br/>
       <w:br/>
     </w:r>

--- a/klagomål/A 22946-2026 FSC-klagomål.docx
+++ b/klagomål/A 22946-2026 FSC-klagomål.docx
@@ -926,7 +926,7 @@
     <w:r>
       <w:tab/>
       <w:tab/>
-      <w:t>2026-09-29</w:t>
+      <w:t>2026-09-30</w:t>
       <w:br/>
       <w:br/>
     </w:r>

--- a/klagomål/A 22946-2026 FSC-klagomål.docx
+++ b/klagomål/A 22946-2026 FSC-klagomål.docx
@@ -926,7 +926,7 @@
     <w:r>
       <w:tab/>
       <w:tab/>
-      <w:t>2026-09-30</w:t>
+      <w:t>2026-10-01</w:t>
       <w:br/>
       <w:br/>
     </w:r>

--- a/klagomål/A 22946-2026 FSC-klagomål.docx
+++ b/klagomål/A 22946-2026 FSC-klagomål.docx
@@ -926,7 +926,7 @@
     <w:r>
       <w:tab/>
       <w:tab/>
-      <w:t>2026-10-01</w:t>
+      <w:t>2026-10-02</w:t>
       <w:br/>
       <w:br/>
     </w:r>

--- a/klagomål/A 22946-2026 FSC-klagomål.docx
+++ b/klagomål/A 22946-2026 FSC-klagomål.docx
@@ -926,7 +926,7 @@
     <w:r>
       <w:tab/>
       <w:tab/>
-      <w:t>2026-10-02</w:t>
+      <w:t>2026-10-03</w:t>
       <w:br/>
       <w:br/>
     </w:r>

--- a/klagomål/A 22946-2026 FSC-klagomål.docx
+++ b/klagomål/A 22946-2026 FSC-klagomål.docx
@@ -926,7 +926,7 @@
     <w:r>
       <w:tab/>
       <w:tab/>
-      <w:t>2026-10-03</w:t>
+      <w:t>2026-10-04</w:t>
       <w:br/>
       <w:br/>
     </w:r>

--- a/klagomål/A 22946-2026 FSC-klagomål.docx
+++ b/klagomål/A 22946-2026 FSC-klagomål.docx
@@ -926,7 +926,7 @@
     <w:r>
       <w:tab/>
       <w:tab/>
-      <w:t>2026-10-04</w:t>
+      <w:t>2026-10-05</w:t>
       <w:br/>
       <w:br/>
     </w:r>

--- a/klagomål/A 22946-2026 FSC-klagomål.docx
+++ b/klagomål/A 22946-2026 FSC-klagomål.docx
@@ -926,7 +926,7 @@
     <w:r>
       <w:tab/>
       <w:tab/>
-      <w:t>2026-10-05</w:t>
+      <w:t>2026-10-06</w:t>
       <w:br/>
       <w:br/>
     </w:r>

--- a/klagomål/A 22946-2026 FSC-klagomål.docx
+++ b/klagomål/A 22946-2026 FSC-klagomål.docx
@@ -926,7 +926,7 @@
     <w:r>
       <w:tab/>
       <w:tab/>
-      <w:t>2026-10-06</w:t>
+      <w:t>2026-10-07</w:t>
       <w:br/>
       <w:br/>
     </w:r>

--- a/klagomål/A 22946-2026 FSC-klagomål.docx
+++ b/klagomål/A 22946-2026 FSC-klagomål.docx
@@ -926,7 +926,7 @@
     <w:r>
       <w:tab/>
       <w:tab/>
-      <w:t>2026-10-07</w:t>
+      <w:t>2026-10-08</w:t>
       <w:br/>
       <w:br/>
     </w:r>

--- a/klagomål/A 22946-2026 FSC-klagomål.docx
+++ b/klagomål/A 22946-2026 FSC-klagomål.docx
@@ -926,7 +926,7 @@
     <w:r>
       <w:tab/>
       <w:tab/>
-      <w:t>2026-10-08</w:t>
+      <w:t>2026-10-09</w:t>
       <w:br/>
       <w:br/>
     </w:r>

--- a/klagomål/A 22946-2026 FSC-klagomål.docx
+++ b/klagomål/A 22946-2026 FSC-klagomål.docx
@@ -926,7 +926,7 @@
     <w:r>
       <w:tab/>
       <w:tab/>
-      <w:t>2026-10-09</w:t>
+      <w:t>2026-10-10</w:t>
       <w:br/>
       <w:br/>
     </w:r>

--- a/klagomål/A 22946-2026 FSC-klagomål.docx
+++ b/klagomål/A 22946-2026 FSC-klagomål.docx
@@ -926,7 +926,7 @@
     <w:r>
       <w:tab/>
       <w:tab/>
-      <w:t>2026-10-10</w:t>
+      <w:t>2026-10-11</w:t>
       <w:br/>
       <w:br/>
     </w:r>

--- a/klagomål/A 22946-2026 FSC-klagomål.docx
+++ b/klagomål/A 22946-2026 FSC-klagomål.docx
@@ -926,7 +926,7 @@
     <w:r>
       <w:tab/>
       <w:tab/>
-      <w:t>2026-10-11</w:t>
+      <w:t>2026-10-12</w:t>
       <w:br/>
       <w:br/>
     </w:r>

--- a/klagomål/A 22946-2026 FSC-klagomål.docx
+++ b/klagomål/A 22946-2026 FSC-klagomål.docx
@@ -926,7 +926,7 @@
     <w:r>
       <w:tab/>
       <w:tab/>
-      <w:t>2026-10-12</w:t>
+      <w:t>2026-10-13</w:t>
       <w:br/>
       <w:br/>
     </w:r>

--- a/klagomål/A 22946-2026 FSC-klagomål.docx
+++ b/klagomål/A 22946-2026 FSC-klagomål.docx
@@ -926,7 +926,7 @@
     <w:r>
       <w:tab/>
       <w:tab/>
-      <w:t>2026-10-13</w:t>
+      <w:t>2026-10-14</w:t>
       <w:br/>
       <w:br/>
     </w:r>

--- a/klagomål/A 22946-2026 FSC-klagomål.docx
+++ b/klagomål/A 22946-2026 FSC-klagomål.docx
@@ -926,7 +926,7 @@
     <w:r>
       <w:tab/>
       <w:tab/>
-      <w:t>2026-10-14</w:t>
+      <w:t>2026-10-15</w:t>
       <w:br/>
       <w:br/>
     </w:r>

--- a/klagomål/A 22946-2026 FSC-klagomål.docx
+++ b/klagomål/A 22946-2026 FSC-klagomål.docx
@@ -926,7 +926,7 @@
     <w:r>
       <w:tab/>
       <w:tab/>
-      <w:t>2026-10-15</w:t>
+      <w:t>2026-10-16</w:t>
       <w:br/>
       <w:br/>
     </w:r>

--- a/klagomål/A 22946-2026 FSC-klagomål.docx
+++ b/klagomål/A 22946-2026 FSC-klagomål.docx
@@ -926,7 +926,7 @@
     <w:r>
       <w:tab/>
       <w:tab/>
-      <w:t>2026-10-16</w:t>
+      <w:t>2026-10-17</w:t>
       <w:br/>
       <w:br/>
     </w:r>

--- a/klagomål/A 22946-2026 FSC-klagomål.docx
+++ b/klagomål/A 22946-2026 FSC-klagomål.docx
@@ -926,7 +926,7 @@
     <w:r>
       <w:tab/>
       <w:tab/>
-      <w:t>2026-10-17</w:t>
+      <w:t>2026-10-18</w:t>
       <w:br/>
       <w:br/>
     </w:r>

--- a/klagomål/A 22946-2026 FSC-klagomål.docx
+++ b/klagomål/A 22946-2026 FSC-klagomål.docx
@@ -926,7 +926,7 @@
     <w:r>
       <w:tab/>
       <w:tab/>
-      <w:t>2026-10-18</w:t>
+      <w:t>2026-10-19</w:t>
       <w:br/>
       <w:br/>
     </w:r>

--- a/klagomål/A 22946-2026 FSC-klagomål.docx
+++ b/klagomål/A 22946-2026 FSC-klagomål.docx
@@ -926,7 +926,7 @@
     <w:r>
       <w:tab/>
       <w:tab/>
-      <w:t>2026-10-19</w:t>
+      <w:t>2026-10-20</w:t>
       <w:br/>
       <w:br/>
     </w:r>

--- a/klagomål/A 22946-2026 FSC-klagomål.docx
+++ b/klagomål/A 22946-2026 FSC-klagomål.docx
@@ -926,7 +926,7 @@
     <w:r>
       <w:tab/>
       <w:tab/>
-      <w:t>2026-10-20</w:t>
+      <w:t>2026-10-21</w:t>
       <w:br/>
       <w:br/>
     </w:r>

--- a/klagomål/A 22946-2026 FSC-klagomål.docx
+++ b/klagomål/A 22946-2026 FSC-klagomål.docx
@@ -926,7 +926,7 @@
     <w:r>
       <w:tab/>
       <w:tab/>
-      <w:t>2026-10-21</w:t>
+      <w:t>2026-10-22</w:t>
       <w:br/>
       <w:br/>
     </w:r>

--- a/klagomål/A 22946-2026 FSC-klagomål.docx
+++ b/klagomål/A 22946-2026 FSC-klagomål.docx
@@ -926,7 +926,7 @@
     <w:r>
       <w:tab/>
       <w:tab/>
-      <w:t>2026-10-22</w:t>
+      <w:t>2026-10-23</w:t>
       <w:br/>
       <w:br/>
     </w:r>

--- a/klagomål/A 22946-2026 FSC-klagomål.docx
+++ b/klagomål/A 22946-2026 FSC-klagomål.docx
@@ -926,7 +926,7 @@
     <w:r>
       <w:tab/>
       <w:tab/>
-      <w:t>2026-10-23</w:t>
+      <w:t>2026-10-24</w:t>
       <w:br/>
       <w:br/>
     </w:r>

--- a/klagomål/A 22946-2026 FSC-klagomål.docx
+++ b/klagomål/A 22946-2026 FSC-klagomål.docx
@@ -926,7 +926,7 @@
     <w:r>
       <w:tab/>
       <w:tab/>
-      <w:t>2026-10-24</w:t>
+      <w:t>2026-10-25</w:t>
       <w:br/>
       <w:br/>
     </w:r>

--- a/klagomål/A 22946-2026 FSC-klagomål.docx
+++ b/klagomål/A 22946-2026 FSC-klagomål.docx
@@ -926,7 +926,7 @@
     <w:r>
       <w:tab/>
       <w:tab/>
-      <w:t>2026-10-25</w:t>
+      <w:t>2026-10-26</w:t>
       <w:br/>
       <w:br/>
     </w:r>

--- a/klagomål/A 22946-2026 FSC-klagomål.docx
+++ b/klagomål/A 22946-2026 FSC-klagomål.docx
@@ -926,7 +926,7 @@
     <w:r>
       <w:tab/>
       <w:tab/>
-      <w:t>2026-10-26</w:t>
+      <w:t>2026-10-27</w:t>
       <w:br/>
       <w:br/>
     </w:r>

--- a/klagomål/A 22946-2026 FSC-klagomål.docx
+++ b/klagomål/A 22946-2026 FSC-klagomål.docx
@@ -926,7 +926,7 @@
     <w:r>
       <w:tab/>
       <w:tab/>
-      <w:t>2026-10-27</w:t>
+      <w:t>2026-10-28</w:t>
       <w:br/>
       <w:br/>
     </w:r>
